--- a/fuentes/CF2_63340071_DI.docx
+++ b/fuentes/CF2_63340071_DI.docx
@@ -1787,6 +1787,7 @@
           <w:rFonts w:ascii="Calibri" w:hAnsi="Calibri" w:cs="Calibri"/>
           <w:b/>
         </w:rPr>
+        <w:lastRenderedPageBreak/>
         <w:t xml:space="preserve">Reservas </w:t>
       </w:r>
     </w:p>
@@ -2056,6 +2057,7 @@
           <w:b/>
           <w:bCs/>
         </w:rPr>
+        <w:lastRenderedPageBreak/>
         <w:t>Confirmada</w:t>
       </w:r>
       <w:r>
@@ -2107,7 +2109,6 @@
           <w:b/>
           <w:bCs/>
         </w:rPr>
-        <w:lastRenderedPageBreak/>
         <w:t>Garantizada:</w:t>
       </w:r>
       <w:r>
@@ -2886,8 +2887,6 @@
           <w:rFonts w:ascii="Calibri" w:hAnsi="Calibri" w:cs="Calibri"/>
         </w:rPr>
       </w:pPr>
-      <w:bookmarkStart w:id="6" w:name="_GoBack"/>
-      <w:bookmarkEnd w:id="6"/>
       <w:r>
         <w:rPr>
           <w:rFonts w:ascii="Calibri" w:hAnsi="Calibri" w:cs="Calibri"/>
@@ -3059,7 +3058,7 @@
           <w:rFonts w:ascii="Calibri" w:hAnsi="Calibri" w:cs="Calibri"/>
         </w:rPr>
       </w:pPr>
-      <w:commentRangeStart w:id="7"/>
+      <w:commentRangeStart w:id="6"/>
       <w:r>
         <w:rPr>
           <w:rFonts w:ascii="Calibri" w:hAnsi="Calibri" w:cs="Calibri"/>
@@ -3075,20 +3074,56 @@
         <w:rPr>
           <w:rFonts w:ascii="Calibri" w:hAnsi="Calibri" w:cs="Calibri"/>
         </w:rPr>
-        <w:t xml:space="preserve">Por ejemplo, azul para las reservas tentativas, rojos para las confirmadas, o verde para las que se desocupan. Se realiza de acuerdo el criterio y la comodidad quien las usa. </w:t>
-      </w:r>
-      <w:commentRangeEnd w:id="7"/>
-      <w:r>
-        <w:rPr>
-          <w:rFonts w:ascii="Calibri" w:hAnsi="Calibri" w:cs="Calibri"/>
-        </w:rPr>
-        <w:commentReference w:id="7"/>
+        <w:t xml:space="preserve">Por ejemplo, azul para las </w:t>
+      </w:r>
+      <w:r>
+        <w:rPr>
+          <w:rFonts w:ascii="Calibri" w:hAnsi="Calibri" w:cs="Calibri"/>
+        </w:rPr>
+        <w:t>reservas tentativas, rojo</w:t>
+      </w:r>
+      <w:r>
+        <w:rPr>
+          <w:rFonts w:ascii="Calibri" w:hAnsi="Calibri" w:cs="Calibri"/>
+        </w:rPr>
+        <w:t xml:space="preserve"> para las confirmadas, o verde para las que se desocupan. Se realiza de acuerdo</w:t>
+      </w:r>
+      <w:r>
+        <w:rPr>
+          <w:rFonts w:ascii="Calibri" w:hAnsi="Calibri" w:cs="Calibri"/>
+        </w:rPr>
+        <w:t xml:space="preserve"> con</w:t>
+      </w:r>
+      <w:r>
+        <w:rPr>
+          <w:rFonts w:ascii="Calibri" w:hAnsi="Calibri" w:cs="Calibri"/>
+        </w:rPr>
+        <w:t xml:space="preserve"> el criterio y la comodidad </w:t>
+      </w:r>
+      <w:r>
+        <w:rPr>
+          <w:rFonts w:ascii="Calibri" w:hAnsi="Calibri" w:cs="Calibri"/>
+        </w:rPr>
+        <w:t xml:space="preserve">de </w:t>
+      </w:r>
+      <w:r>
+        <w:rPr>
+          <w:rFonts w:ascii="Calibri" w:hAnsi="Calibri" w:cs="Calibri"/>
+        </w:rPr>
+        <w:t xml:space="preserve">quien las usa. </w:t>
+      </w:r>
+      <w:commentRangeEnd w:id="6"/>
+      <w:r>
+        <w:rPr>
+          <w:rFonts w:ascii="Calibri" w:hAnsi="Calibri" w:cs="Calibri"/>
+        </w:rPr>
+        <w:commentReference w:id="6"/>
       </w:r>
       <w:r>
         <w:t xml:space="preserve"> </w:t>
       </w:r>
     </w:p>
-    <w:commentRangeStart w:id="8"/>
+    <w:commentRangeStart w:id="7"/>
     <w:p>
       <w:pPr>
         <w:spacing w:line="360" w:lineRule="auto"/>
@@ -3165,12 +3200,12 @@
           </mc:Fallback>
         </mc:AlternateContent>
       </w:r>
-      <w:commentRangeEnd w:id="8"/>
+      <w:commentRangeEnd w:id="7"/>
       <w:r>
         <w:rPr>
           <w:rStyle w:val="Refdecomentario"/>
         </w:rPr>
-        <w:commentReference w:id="8"/>
+        <w:commentReference w:id="7"/>
       </w:r>
     </w:p>
     <w:p>
@@ -3357,7 +3392,7 @@
           <w:rFonts w:ascii="Calibri" w:hAnsi="Calibri" w:cs="Calibri"/>
         </w:rPr>
       </w:pPr>
-      <w:commentRangeStart w:id="9"/>
+      <w:commentRangeStart w:id="8"/>
       <w:r>
         <w:rPr>
           <w:rFonts w:ascii="Calibri" w:hAnsi="Calibri" w:cs="Calibri"/>
@@ -3497,12 +3532,12 @@
         <w:lastRenderedPageBreak/>
         <w:t xml:space="preserve">Las tarifas se aplican conforme a políticas establecidas.  </w:t>
       </w:r>
-      <w:commentRangeEnd w:id="9"/>
-      <w:r>
-        <w:rPr>
-          <w:rFonts w:ascii="Calibri" w:hAnsi="Calibri" w:cs="Calibri"/>
-        </w:rPr>
-        <w:commentReference w:id="9"/>
+      <w:commentRangeEnd w:id="8"/>
+      <w:r>
+        <w:rPr>
+          <w:rFonts w:ascii="Calibri" w:hAnsi="Calibri" w:cs="Calibri"/>
+        </w:rPr>
+        <w:commentReference w:id="8"/>
       </w:r>
     </w:p>
     <w:p>
@@ -3594,7 +3629,7 @@
           <w:bCs/>
         </w:rPr>
       </w:pPr>
-      <w:commentRangeStart w:id="10"/>
+      <w:commentRangeStart w:id="9"/>
       <w:r>
         <w:rPr>
           <w:rFonts w:ascii="Calibri" w:hAnsi="Calibri" w:cs="Calibri"/>
@@ -3654,18 +3689,18 @@
         <w:t xml:space="preserve">de huéspedes y reserva de habitaciones de acuerdo con procedimientos definidos en los establecimientos de alojamiento y hospedaje. </w:t>
       </w:r>
     </w:p>
-    <w:commentRangeEnd w:id="10"/>
-    <w:p>
-      <w:pPr>
-        <w:rPr>
-          <w:rFonts w:ascii="Calibri" w:hAnsi="Calibri" w:cs="Calibri"/>
-        </w:rPr>
-      </w:pPr>
-      <w:r>
-        <w:rPr>
-          <w:rFonts w:ascii="Calibri" w:hAnsi="Calibri" w:cs="Calibri"/>
-        </w:rPr>
-        <w:commentReference w:id="10"/>
+    <w:commentRangeEnd w:id="9"/>
+    <w:p>
+      <w:pPr>
+        <w:rPr>
+          <w:rFonts w:ascii="Calibri" w:hAnsi="Calibri" w:cs="Calibri"/>
+        </w:rPr>
+      </w:pPr>
+      <w:r>
+        <w:rPr>
+          <w:rFonts w:ascii="Calibri" w:hAnsi="Calibri" w:cs="Calibri"/>
+        </w:rPr>
+        <w:commentReference w:id="9"/>
       </w:r>
     </w:p>
     <w:p>
@@ -4069,7 +4104,7 @@
           <w:rFonts w:ascii="Calibri" w:hAnsi="Calibri" w:cs="Calibri"/>
         </w:rPr>
       </w:pPr>
-      <w:commentRangeStart w:id="11"/>
+      <w:commentRangeStart w:id="10"/>
       <w:r>
         <w:rPr>
           <w:rFonts w:ascii="Calibri" w:hAnsi="Calibri" w:cs="Calibri"/>
@@ -4232,12 +4267,12 @@
         </w:rPr>
         <w:t xml:space="preserve">  </w:t>
       </w:r>
-      <w:commentRangeEnd w:id="11"/>
-      <w:r>
-        <w:rPr>
-          <w:rFonts w:ascii="Calibri" w:hAnsi="Calibri" w:cs="Calibri"/>
-        </w:rPr>
-        <w:commentReference w:id="11"/>
+      <w:commentRangeEnd w:id="10"/>
+      <w:r>
+        <w:rPr>
+          <w:rFonts w:ascii="Calibri" w:hAnsi="Calibri" w:cs="Calibri"/>
+        </w:rPr>
+        <w:commentReference w:id="10"/>
       </w:r>
     </w:p>
     <w:p>
@@ -4320,7 +4355,7 @@
           <w:rFonts w:ascii="Calibri" w:hAnsi="Calibri" w:cs="Calibri"/>
         </w:rPr>
       </w:pPr>
-      <w:commentRangeStart w:id="12"/>
+      <w:commentRangeStart w:id="11"/>
       <w:r>
         <w:rPr>
           <w:rFonts w:ascii="Calibri" w:hAnsi="Calibri" w:cs="Calibri"/>
@@ -4651,12 +4686,12 @@
         </w:rPr>
         <w:t xml:space="preserve"> </w:t>
       </w:r>
-      <w:commentRangeEnd w:id="12"/>
-      <w:r>
-        <w:rPr>
-          <w:rFonts w:ascii="Calibri" w:hAnsi="Calibri" w:cs="Calibri"/>
-        </w:rPr>
-        <w:commentReference w:id="12"/>
+      <w:commentRangeEnd w:id="11"/>
+      <w:r>
+        <w:rPr>
+          <w:rFonts w:ascii="Calibri" w:hAnsi="Calibri" w:cs="Calibri"/>
+        </w:rPr>
+        <w:commentReference w:id="11"/>
       </w:r>
     </w:p>
     <w:p>
@@ -4984,7 +5019,7 @@
           <w:iCs/>
         </w:rPr>
       </w:pPr>
-      <w:commentRangeStart w:id="13"/>
+      <w:commentRangeStart w:id="12"/>
       <w:r>
         <w:rPr>
           <w:rFonts w:ascii="Calibri" w:hAnsi="Calibri" w:cs="Calibri"/>
@@ -5061,14 +5096,14 @@
         </w:rPr>
         <w:t xml:space="preserve">. </w:t>
       </w:r>
-      <w:commentRangeEnd w:id="13"/>
+      <w:commentRangeEnd w:id="12"/>
       <w:r>
         <w:rPr>
           <w:rFonts w:ascii="Calibri" w:hAnsi="Calibri" w:cs="Calibri"/>
           <w:i/>
           <w:iCs/>
         </w:rPr>
-        <w:commentReference w:id="13"/>
+        <w:commentReference w:id="12"/>
       </w:r>
     </w:p>
     <w:p>
@@ -5105,7 +5140,19 @@
         <w:rPr>
           <w:rFonts w:ascii="Calibri" w:hAnsi="Calibri" w:cs="Calibri"/>
         </w:rPr>
-        <w:t xml:space="preserve">De acuerdo con lo anterior, para un hotel un pasajero </w:t>
+        <w:t>De acuerdo con lo anterior, para un hotel</w:t>
+      </w:r>
+      <w:r>
+        <w:rPr>
+          <w:rFonts w:ascii="Calibri" w:hAnsi="Calibri" w:cs="Calibri"/>
+        </w:rPr>
+        <w:t>,</w:t>
+      </w:r>
+      <w:r>
+        <w:rPr>
+          <w:rFonts w:ascii="Calibri" w:hAnsi="Calibri" w:cs="Calibri"/>
+        </w:rPr>
+        <w:t xml:space="preserve"> un pasajero </w:t>
       </w:r>
       <w:r>
         <w:rPr>
@@ -5148,7 +5195,7 @@
           <w:rFonts w:ascii="Calibri" w:hAnsi="Calibri" w:cs="Calibri"/>
         </w:rPr>
       </w:pPr>
-      <w:commentRangeStart w:id="14"/>
+      <w:commentRangeStart w:id="13"/>
       <w:r>
         <w:rPr>
           <w:rFonts w:ascii="Calibri" w:hAnsi="Calibri" w:cs="Calibri"/>
@@ -5188,12 +5235,12 @@
         </w:rPr>
         <w:t xml:space="preserve">o los diferentes reportes, se convierte en una herramienta esencial para dar cumplimiento a la previsión de ocupación en determinadas fechas y evitar incurrir en sobreventas. </w:t>
       </w:r>
-      <w:commentRangeEnd w:id="14"/>
-      <w:r>
-        <w:rPr>
-          <w:rFonts w:ascii="Calibri" w:hAnsi="Calibri" w:cs="Calibri"/>
-        </w:rPr>
-        <w:commentReference w:id="14"/>
+      <w:commentRangeEnd w:id="13"/>
+      <w:r>
+        <w:rPr>
+          <w:rFonts w:ascii="Calibri" w:hAnsi="Calibri" w:cs="Calibri"/>
+        </w:rPr>
+        <w:commentReference w:id="13"/>
       </w:r>
     </w:p>
     <w:p>
@@ -5215,7 +5262,7 @@
           <w:bCs/>
         </w:rPr>
       </w:pPr>
-      <w:commentRangeStart w:id="15"/>
+      <w:commentRangeStart w:id="14"/>
       <w:r>
         <w:rPr>
           <w:rFonts w:ascii="Calibri" w:hAnsi="Calibri" w:cs="Calibri"/>
@@ -5314,12 +5361,12 @@
         </w:rPr>
         <w:t xml:space="preserve"> o sobreventa. </w:t>
       </w:r>
-      <w:commentRangeEnd w:id="15"/>
-      <w:r>
-        <w:rPr>
-          <w:rFonts w:ascii="Calibri" w:hAnsi="Calibri" w:cs="Calibri"/>
-        </w:rPr>
-        <w:commentReference w:id="15"/>
+      <w:commentRangeEnd w:id="14"/>
+      <w:r>
+        <w:rPr>
+          <w:rFonts w:ascii="Calibri" w:hAnsi="Calibri" w:cs="Calibri"/>
+        </w:rPr>
+        <w:commentReference w:id="14"/>
       </w:r>
     </w:p>
     <w:p>
@@ -5545,19 +5592,19 @@
         </w:rPr>
         <w:t xml:space="preserve"> Ejemplo de formato de </w:t>
       </w:r>
-      <w:commentRangeStart w:id="16"/>
+      <w:commentRangeStart w:id="15"/>
       <w:r>
         <w:rPr>
           <w:rFonts w:ascii="Calibri" w:hAnsi="Calibri" w:cs="Calibri"/>
         </w:rPr>
         <w:t>reserva</w:t>
       </w:r>
-      <w:commentRangeEnd w:id="16"/>
+      <w:commentRangeEnd w:id="15"/>
       <w:r>
         <w:rPr>
           <w:rStyle w:val="Refdecomentario"/>
         </w:rPr>
-        <w:commentReference w:id="16"/>
+        <w:commentReference w:id="15"/>
       </w:r>
       <w:r>
         <w:rPr>
@@ -6098,19 +6145,19 @@
         </w:rPr>
         <w:t xml:space="preserve"> </w:t>
       </w:r>
-      <w:commentRangeStart w:id="17"/>
+      <w:commentRangeStart w:id="16"/>
       <w:r>
         <w:rPr>
           <w:rFonts w:ascii="Calibri" w:hAnsi="Calibri" w:cs="Calibri"/>
         </w:rPr>
         <w:t>manual</w:t>
       </w:r>
-      <w:commentRangeEnd w:id="17"/>
+      <w:commentRangeEnd w:id="16"/>
       <w:r>
         <w:rPr>
           <w:rStyle w:val="Refdecomentario"/>
         </w:rPr>
-        <w:commentReference w:id="17"/>
+        <w:commentReference w:id="16"/>
       </w:r>
       <w:r>
         <w:rPr>
@@ -8405,7 +8452,7 @@
           </mc:Fallback>
         </mc:AlternateContent>
       </w:r>
-      <w:commentRangeStart w:id="18"/>
+      <w:commentRangeStart w:id="17"/>
       <w:r>
         <w:rPr>
           <w:rFonts w:ascii="Calibri" w:hAnsi="Calibri" w:cs="Calibri"/>
@@ -8468,12 +8515,12 @@
         </w:rPr>
         <w:t xml:space="preserve"> como se puede apreciar en el siguiente video.</w:t>
       </w:r>
-      <w:commentRangeEnd w:id="18"/>
-      <w:r>
-        <w:rPr>
-          <w:rFonts w:ascii="Calibri" w:hAnsi="Calibri" w:cs="Calibri"/>
-        </w:rPr>
-        <w:commentReference w:id="18"/>
+      <w:commentRangeEnd w:id="17"/>
+      <w:r>
+        <w:rPr>
+          <w:rFonts w:ascii="Calibri" w:hAnsi="Calibri" w:cs="Calibri"/>
+        </w:rPr>
+        <w:commentReference w:id="17"/>
       </w:r>
     </w:p>
     <w:p>
@@ -8601,19 +8648,19 @@
         </w:rPr>
         <w:t xml:space="preserve">ara el procedimiento de confirmación de una reserva se tendrá en cuenta la </w:t>
       </w:r>
-      <w:commentRangeStart w:id="19"/>
+      <w:commentRangeStart w:id="18"/>
       <w:r>
         <w:rPr>
           <w:rFonts w:ascii="Calibri" w:hAnsi="Calibri" w:cs="Calibri"/>
         </w:rPr>
         <w:t>secuencia</w:t>
       </w:r>
-      <w:commentRangeEnd w:id="19"/>
+      <w:commentRangeEnd w:id="18"/>
       <w:r>
         <w:rPr>
           <w:rStyle w:val="Refdecomentario"/>
         </w:rPr>
-        <w:commentReference w:id="19"/>
+        <w:commentReference w:id="18"/>
       </w:r>
       <w:r>
         <w:rPr>
@@ -9832,8 +9879,36 @@
           <w:i/>
           <w:highlight w:val="green"/>
         </w:rPr>
-        <w:t xml:space="preserve"> Available Rate</w:t>
-      </w:r>
+        <w:t xml:space="preserve"> </w:t>
+      </w:r>
+      <w:proofErr w:type="spellStart"/>
+      <w:r>
+        <w:rPr>
+          <w:rFonts w:ascii="Calibri" w:hAnsi="Calibri" w:cs="Calibri"/>
+          <w:i/>
+          <w:highlight w:val="green"/>
+        </w:rPr>
+        <w:t>Available</w:t>
+      </w:r>
+      <w:proofErr w:type="spellEnd"/>
+      <w:r>
+        <w:rPr>
+          <w:rFonts w:ascii="Calibri" w:hAnsi="Calibri" w:cs="Calibri"/>
+          <w:i/>
+          <w:highlight w:val="green"/>
+        </w:rPr>
+        <w:t xml:space="preserve"> </w:t>
+      </w:r>
+      <w:proofErr w:type="spellStart"/>
+      <w:r>
+        <w:rPr>
+          <w:rFonts w:ascii="Calibri" w:hAnsi="Calibri" w:cs="Calibri"/>
+          <w:i/>
+          <w:highlight w:val="green"/>
+        </w:rPr>
+        <w:t>Rate</w:t>
+      </w:r>
+      <w:proofErr w:type="spellEnd"/>
       <w:r>
         <w:rPr>
           <w:rFonts w:ascii="Calibri" w:hAnsi="Calibri" w:cs="Calibri"/>
@@ -10311,6 +10386,7 @@
         <w:t>adecuada permite brindar un servicio más eficiente, profesional y coherente con las exigencias del sector turístico. En consecuencia, familiarizarse con esta terminología no es una opción, sino una necesidad fundamental para quienes se desempeñan en el área de la hostelería.</w:t>
       </w:r>
     </w:p>
+    <w:commentRangeStart w:id="19"/>
     <w:p>
       <w:pPr>
         <w:spacing w:line="360" w:lineRule="auto"/>
@@ -10320,7 +10396,6 @@
           <w:bCs/>
         </w:rPr>
       </w:pPr>
-      <w:commentRangeStart w:id="20"/>
       <w:r>
         <w:rPr>
           <w:rFonts w:ascii="Calibri" w:hAnsi="Calibri" w:cs="Calibri"/>
@@ -10399,12 +10474,12 @@
           </mc:Fallback>
         </mc:AlternateContent>
       </w:r>
-      <w:commentRangeEnd w:id="20"/>
+      <w:commentRangeEnd w:id="19"/>
       <w:r>
         <w:rPr>
           <w:rStyle w:val="Refdecomentario"/>
         </w:rPr>
-        <w:commentReference w:id="20"/>
+        <w:commentReference w:id="19"/>
       </w:r>
     </w:p>
     <w:p>
@@ -10558,7 +10633,7 @@
         </w:rPr>
         <w:t xml:space="preserve">Requisitos para realizar una reservación en temporada </w:t>
       </w:r>
-      <w:commentRangeStart w:id="21"/>
+      <w:commentRangeStart w:id="20"/>
       <w:r>
         <w:rPr>
           <w:rFonts w:ascii="Calibri" w:hAnsi="Calibri" w:cs="Calibri"/>
@@ -10566,12 +10641,12 @@
         </w:rPr>
         <w:t>baja</w:t>
       </w:r>
-      <w:commentRangeEnd w:id="21"/>
+      <w:commentRangeEnd w:id="20"/>
       <w:r>
         <w:rPr>
           <w:rStyle w:val="Refdecomentario"/>
         </w:rPr>
-        <w:commentReference w:id="21"/>
+        <w:commentReference w:id="20"/>
       </w:r>
       <w:r>
         <w:rPr>
@@ -10846,19 +10921,19 @@
         </w:rPr>
         <w:t xml:space="preserve">Entre las políticas de cancelación se encuentran las </w:t>
       </w:r>
-      <w:commentRangeStart w:id="22"/>
+      <w:commentRangeStart w:id="21"/>
       <w:r>
         <w:rPr>
           <w:rFonts w:ascii="Calibri" w:hAnsi="Calibri" w:cs="Calibri"/>
         </w:rPr>
         <w:t>siguientes</w:t>
       </w:r>
-      <w:commentRangeEnd w:id="22"/>
+      <w:commentRangeEnd w:id="21"/>
       <w:r>
         <w:rPr>
           <w:rStyle w:val="Refdecomentario"/>
         </w:rPr>
-        <w:commentReference w:id="22"/>
+        <w:commentReference w:id="21"/>
       </w:r>
       <w:r>
         <w:rPr>
@@ -11177,19 +11252,19 @@
           <w:rFonts w:ascii="Calibri" w:hAnsi="Calibri" w:cs="Calibri"/>
         </w:rPr>
       </w:pPr>
-      <w:commentRangeStart w:id="23"/>
+      <w:commentRangeStart w:id="22"/>
       <w:r>
         <w:rPr>
           <w:rFonts w:ascii="Calibri" w:hAnsi="Calibri" w:cs="Calibri"/>
         </w:rPr>
         <w:t>En</w:t>
       </w:r>
-      <w:commentRangeEnd w:id="23"/>
-      <w:r>
-        <w:rPr>
-          <w:rFonts w:ascii="Calibri" w:hAnsi="Calibri" w:cs="Calibri"/>
-        </w:rPr>
-        <w:commentReference w:id="23"/>
+      <w:commentRangeEnd w:id="22"/>
+      <w:r>
+        <w:rPr>
+          <w:rFonts w:ascii="Calibri" w:hAnsi="Calibri" w:cs="Calibri"/>
+        </w:rPr>
+        <w:commentReference w:id="22"/>
       </w:r>
       <w:r>
         <w:rPr>
@@ -11384,19 +11459,19 @@
         </w:rPr>
         <w:t xml:space="preserve">). Los tiempos donde se tenía una tarifa de temporada alta, media y baja han pasado ya, otorgando a este apartado un manejo especial y la aplicación de diferentes tipos de tarifas, como </w:t>
       </w:r>
-      <w:commentRangeStart w:id="24"/>
+      <w:commentRangeStart w:id="23"/>
       <w:r>
         <w:rPr>
           <w:rFonts w:ascii="Calibri" w:hAnsi="Calibri" w:cs="Calibri"/>
         </w:rPr>
         <w:t>son</w:t>
       </w:r>
-      <w:commentRangeEnd w:id="24"/>
+      <w:commentRangeEnd w:id="23"/>
       <w:r>
         <w:rPr>
           <w:rStyle w:val="Refdecomentario"/>
         </w:rPr>
-        <w:commentReference w:id="24"/>
+        <w:commentReference w:id="23"/>
       </w:r>
       <w:r>
         <w:rPr>
@@ -11447,6 +11522,7 @@
           <w:rFonts w:ascii="Calibri" w:hAnsi="Calibri" w:cs="Calibri"/>
           <w:b/>
         </w:rPr>
+        <w:lastRenderedPageBreak/>
         <w:t xml:space="preserve">Tarifa </w:t>
       </w:r>
       <w:r>
@@ -11472,7 +11548,6 @@
         <w:rPr>
           <w:rFonts w:ascii="Calibri" w:hAnsi="Calibri" w:cs="Calibri"/>
         </w:rPr>
-        <w:lastRenderedPageBreak/>
         <w:t xml:space="preserve">Es la tarifa oficial que cobra el hotel, a la cual no se aplica ningún descuento. Sirve de referencia para el manejo de tarifas.  </w:t>
       </w:r>
     </w:p>
@@ -11838,20 +11913,20 @@
         <w:rPr>
           <w:rFonts w:ascii="Calibri" w:hAnsi="Calibri" w:cs="Calibri"/>
         </w:rPr>
-        <w:t>Con el aumento de canales de distribución, hubo un momento en que el hotelero perdió el control sobre su precio, era usual que llegaran clientes al hotel que habían encontrado una tarifa inferior a través de un intermediario, que directamente con el hotel. Para dar solución a esta problemática y fortalecer la venta directa y aumentar la transparencia de las tarifas, los hoteler</w:t>
-      </w:r>
-      <w:r>
-        <w:rPr>
-          <w:rFonts w:ascii="Calibri" w:hAnsi="Calibri" w:cs="Calibri"/>
-        </w:rPr>
-        <w:t xml:space="preserve">os comenzaron a </w:t>
+        <w:t xml:space="preserve">Con el aumento de canales de distribución, hubo un momento en que el hotelero perdió el control sobre su precio, era usual que llegaran clientes al hotel que habían encontrado una tarifa inferior a </w:t>
       </w:r>
       <w:r>
         <w:rPr>
           <w:rFonts w:ascii="Calibri" w:hAnsi="Calibri" w:cs="Calibri"/>
         </w:rPr>
         <w:lastRenderedPageBreak/>
-        <w:t>publicar en sus</w:t>
+        <w:t>través de un intermediario, que directamente con el hotel. Para dar solución a esta problemática y fortalecer la venta directa y aumentar la transparencia de las tarifas, los hoteler</w:t>
+      </w:r>
+      <w:r>
+        <w:rPr>
+          <w:rFonts w:ascii="Calibri" w:hAnsi="Calibri" w:cs="Calibri"/>
+        </w:rPr>
+        <w:t>os comenzaron a publicar en sus</w:t>
       </w:r>
       <w:r>
         <w:rPr>
@@ -11893,14 +11968,48 @@
           <w:iCs/>
           <w:highlight w:val="green"/>
         </w:rPr>
-        <w:t xml:space="preserve"> Available Rate</w:t>
-      </w:r>
+        <w:t xml:space="preserve"> </w:t>
+      </w:r>
+      <w:proofErr w:type="spellStart"/>
       <w:r>
         <w:rPr>
           <w:rFonts w:ascii="Calibri" w:hAnsi="Calibri" w:cs="Calibri"/>
           <w:b/>
           <w:i/>
           <w:iCs/>
+          <w:highlight w:val="green"/>
+        </w:rPr>
+        <w:t>Available</w:t>
+      </w:r>
+      <w:proofErr w:type="spellEnd"/>
+      <w:r>
+        <w:rPr>
+          <w:rFonts w:ascii="Calibri" w:hAnsi="Calibri" w:cs="Calibri"/>
+          <w:b/>
+          <w:i/>
+          <w:iCs/>
+          <w:highlight w:val="green"/>
+        </w:rPr>
+        <w:t xml:space="preserve"> </w:t>
+      </w:r>
+      <w:proofErr w:type="spellStart"/>
+      <w:r>
+        <w:rPr>
+          <w:rFonts w:ascii="Calibri" w:hAnsi="Calibri" w:cs="Calibri"/>
+          <w:b/>
+          <w:i/>
+          <w:iCs/>
+          <w:highlight w:val="green"/>
+        </w:rPr>
+        <w:t>Rate</w:t>
+      </w:r>
+      <w:proofErr w:type="spellEnd"/>
+      <w:r>
+        <w:rPr>
+          <w:rFonts w:ascii="Calibri" w:hAnsi="Calibri" w:cs="Calibri"/>
+          <w:b/>
+          <w:i/>
+          <w:iCs/>
         </w:rPr>
         <w:t xml:space="preserve">, </w:t>
       </w:r>
@@ -11915,7 +12024,7 @@
         <w:rPr>
           <w:rFonts w:ascii="Calibri" w:hAnsi="Calibri" w:cs="Calibri"/>
         </w:rPr>
-        <w:t>) por su acrónimo en inglés. La mejor tarifa disponible garantiza que no se va a encontrar una tarifa inferior en ningún canal de distribución.</w:t>
+        <w:t>). La mejor tarifa disponible garantiza que no se va a encontrar una tarifa inferior en ningún canal de distribución.</w:t>
       </w:r>
       <w:r>
         <w:rPr>
@@ -12191,7 +12300,7 @@
         </w:rPr>
         <w:t xml:space="preserve"> Ejemplo de tarifas por temporada y tipo de </w:t>
       </w:r>
-      <w:commentRangeStart w:id="25"/>
+      <w:commentRangeStart w:id="24"/>
       <w:r>
         <w:rPr>
           <w:rFonts w:ascii="Calibri" w:hAnsi="Calibri" w:cs="Calibri"/>
@@ -12199,12 +12308,12 @@
         </w:rPr>
         <w:t>habitación</w:t>
       </w:r>
-      <w:commentRangeEnd w:id="25"/>
+      <w:commentRangeEnd w:id="24"/>
       <w:r>
         <w:rPr>
           <w:rStyle w:val="Refdecomentario"/>
         </w:rPr>
-        <w:commentReference w:id="25"/>
+        <w:commentReference w:id="24"/>
       </w:r>
     </w:p>
     <w:p>
@@ -13093,7 +13202,6 @@
         <w:rPr>
           <w:rFonts w:ascii="Calibri" w:hAnsi="Calibri" w:cs="Calibri"/>
         </w:rPr>
-        <w:lastRenderedPageBreak/>
         <w:t>Además de las tarifas de temporada que se ofrecen al público general, la estructura de precios de un hotel suele incluir tarifas negociadas para segmentos específicos del mercado. A continuación, se detallan ejemplos de estas tarifas especiales, como las corporativas y las de larga estadía (</w:t>
       </w:r>
       <w:proofErr w:type="spellStart"/>
@@ -13168,19 +13276,19 @@
         </w:rPr>
         <w:t xml:space="preserve"> Ejemplo de tarifas corporativas y planes </w:t>
       </w:r>
-      <w:commentRangeStart w:id="26"/>
+      <w:commentRangeStart w:id="25"/>
       <w:r>
         <w:rPr>
           <w:rFonts w:ascii="Calibri" w:hAnsi="Calibri" w:cs="Calibri"/>
         </w:rPr>
         <w:t>especiales</w:t>
       </w:r>
-      <w:commentRangeEnd w:id="26"/>
+      <w:commentRangeEnd w:id="25"/>
       <w:r>
         <w:rPr>
           <w:rStyle w:val="Refdecomentario"/>
         </w:rPr>
-        <w:commentReference w:id="26"/>
+        <w:commentReference w:id="25"/>
       </w:r>
     </w:p>
     <w:p>
@@ -13744,13 +13852,44 @@
           <w:iCs/>
           <w:highlight w:val="green"/>
         </w:rPr>
-        <w:t xml:space="preserve"> Available Rate</w:t>
-      </w:r>
+        <w:t xml:space="preserve"> </w:t>
+      </w:r>
+      <w:proofErr w:type="spellStart"/>
       <w:r>
         <w:rPr>
           <w:rFonts w:ascii="Calibri" w:hAnsi="Calibri" w:cs="Calibri"/>
           <w:i/>
           <w:iCs/>
+          <w:highlight w:val="green"/>
+        </w:rPr>
+        <w:t>Available</w:t>
+      </w:r>
+      <w:proofErr w:type="spellEnd"/>
+      <w:r>
+        <w:rPr>
+          <w:rFonts w:ascii="Calibri" w:hAnsi="Calibri" w:cs="Calibri"/>
+          <w:i/>
+          <w:iCs/>
+          <w:highlight w:val="green"/>
+        </w:rPr>
+        <w:t xml:space="preserve"> </w:t>
+      </w:r>
+      <w:proofErr w:type="spellStart"/>
+      <w:r>
+        <w:rPr>
+          <w:rFonts w:ascii="Calibri" w:hAnsi="Calibri" w:cs="Calibri"/>
+          <w:i/>
+          <w:iCs/>
+          <w:highlight w:val="green"/>
+        </w:rPr>
+        <w:t>Rate</w:t>
+      </w:r>
+      <w:proofErr w:type="spellEnd"/>
+      <w:r>
+        <w:rPr>
+          <w:rFonts w:ascii="Calibri" w:hAnsi="Calibri" w:cs="Calibri"/>
+          <w:i/>
+          <w:iCs/>
         </w:rPr>
         <w:t xml:space="preserve"> o</w:t>
       </w:r>
@@ -13796,19 +13935,19 @@
         </w:rPr>
         <w:t xml:space="preserve"> Ejemplo de base para promociones y tarifas </w:t>
       </w:r>
-      <w:commentRangeStart w:id="27"/>
+      <w:commentRangeStart w:id="26"/>
       <w:r>
         <w:rPr>
           <w:rFonts w:ascii="Calibri" w:hAnsi="Calibri" w:cs="Calibri"/>
         </w:rPr>
         <w:t>descontadas</w:t>
       </w:r>
-      <w:commentRangeEnd w:id="27"/>
+      <w:commentRangeEnd w:id="26"/>
       <w:r>
         <w:rPr>
           <w:rStyle w:val="Refdecomentario"/>
         </w:rPr>
-        <w:commentReference w:id="27"/>
+        <w:commentReference w:id="26"/>
       </w:r>
     </w:p>
     <w:p>
@@ -14198,19 +14337,19 @@
         </w:rPr>
         <w:t xml:space="preserve"> Ejemplo de </w:t>
       </w:r>
-      <w:commentRangeStart w:id="28"/>
+      <w:commentRangeStart w:id="27"/>
       <w:r>
         <w:rPr>
           <w:rFonts w:ascii="Calibri" w:hAnsi="Calibri" w:cs="Calibri"/>
         </w:rPr>
         <w:t>promociones</w:t>
       </w:r>
-      <w:commentRangeEnd w:id="28"/>
+      <w:commentRangeEnd w:id="27"/>
       <w:r>
         <w:rPr>
           <w:rStyle w:val="Refdecomentario"/>
         </w:rPr>
-        <w:commentReference w:id="28"/>
+        <w:commentReference w:id="27"/>
       </w:r>
     </w:p>
     <w:p>
@@ -14414,6 +14553,7 @@
               <w:rPr>
                 <w:rFonts w:ascii="Calibri" w:hAnsi="Calibri" w:cs="Calibri"/>
               </w:rPr>
+              <w:lastRenderedPageBreak/>
               <w:t>No reembolsable (0 a 29 días)</w:t>
             </w:r>
           </w:p>
@@ -14535,7 +14675,6 @@
               <w:rPr>
                 <w:rFonts w:ascii="Calibri" w:hAnsi="Calibri" w:cs="Calibri"/>
               </w:rPr>
-              <w:lastRenderedPageBreak/>
               <w:t>Compra anticipada (+</w:t>
             </w:r>
             <w:r>
@@ -15107,7 +15246,7 @@
         </w:rPr>
         <w:t xml:space="preserve">Elementos clave de un contrato de </w:t>
       </w:r>
-      <w:commentRangeStart w:id="29"/>
+      <w:commentRangeStart w:id="28"/>
       <w:r>
         <w:rPr>
           <w:rFonts w:ascii="Calibri" w:hAnsi="Calibri" w:cs="Calibri"/>
@@ -15116,12 +15255,12 @@
         </w:rPr>
         <w:t>reserva</w:t>
       </w:r>
-      <w:commentRangeEnd w:id="29"/>
+      <w:commentRangeEnd w:id="28"/>
       <w:r>
         <w:rPr>
           <w:rStyle w:val="Refdecomentario"/>
         </w:rPr>
-        <w:commentReference w:id="29"/>
+        <w:commentReference w:id="28"/>
       </w:r>
     </w:p>
     <w:p>
@@ -15227,6 +15366,7 @@
           <w:rFonts w:ascii="Calibri" w:hAnsi="Calibri" w:cs="Calibri"/>
           <w:b/>
         </w:rPr>
+        <w:lastRenderedPageBreak/>
         <w:t>Política de cancelación:</w:t>
       </w:r>
       <w:r>
@@ -15634,19 +15774,19 @@
         </w:rPr>
         <w:t xml:space="preserve">“Es el conjunto de actividades perfectamente diferenciadas entre sí, pero íntimamente relacionadas, que </w:t>
       </w:r>
-      <w:commentRangeStart w:id="30"/>
+      <w:commentRangeStart w:id="29"/>
       <w:r>
         <w:rPr>
           <w:rFonts w:ascii="Calibri" w:hAnsi="Calibri" w:cs="Calibri"/>
         </w:rPr>
         <w:t>funcionan</w:t>
       </w:r>
-      <w:commentRangeEnd w:id="30"/>
+      <w:commentRangeEnd w:id="29"/>
       <w:r>
         <w:rPr>
           <w:rStyle w:val="Refdecomentario"/>
         </w:rPr>
-        <w:commentReference w:id="30"/>
+        <w:commentReference w:id="29"/>
       </w:r>
       <w:r>
         <w:rPr>
@@ -15700,14 +15840,8 @@
         <w:rPr>
           <w:rFonts w:ascii="Calibri" w:hAnsi="Calibri" w:cs="Calibri"/>
         </w:rPr>
-        <w:t xml:space="preserve">El servicio turístico está directamente mandado a satisfacer la corriente turística, la cual comprende personas con fines turísticos que se desplazan de un lugar a otro, constituyendo un caudal continuo con características </w:t>
-      </w:r>
-      <w:r>
-        <w:rPr>
-          <w:rFonts w:ascii="Calibri" w:hAnsi="Calibri" w:cs="Calibri"/>
-        </w:rPr>
         <w:lastRenderedPageBreak/>
-        <w:t>especiales para la realización de actividades ajenas a la rutina, para así satisfacer la demanda turística en cualquier ámbito hotelero o no hotelero (</w:t>
+        <w:t>El servicio turístico está directamente mandado a satisfacer la corriente turística, la cual comprende personas con fines turísticos que se desplazan de un lugar a otro, constituyendo un caudal continuo con características especiales para la realización de actividades ajenas a la rutina, para así satisfacer la demanda turística en cualquier ámbito hotelero o no hotelero (</w:t>
       </w:r>
       <w:proofErr w:type="spellStart"/>
       <w:r>
@@ -15872,19 +16006,19 @@
         </w:rPr>
         <w:t xml:space="preserve">Atractivos </w:t>
       </w:r>
-      <w:commentRangeStart w:id="31"/>
+      <w:commentRangeStart w:id="30"/>
       <w:r>
         <w:rPr>
           <w:rFonts w:ascii="Calibri" w:hAnsi="Calibri" w:cs="Calibri"/>
         </w:rPr>
         <w:t>turísticos</w:t>
       </w:r>
-      <w:commentRangeEnd w:id="31"/>
+      <w:commentRangeEnd w:id="30"/>
       <w:r>
         <w:rPr>
           <w:rStyle w:val="Refdecomentario"/>
         </w:rPr>
-        <w:commentReference w:id="31"/>
+        <w:commentReference w:id="30"/>
       </w:r>
       <w:r>
         <w:rPr>
@@ -15992,19 +16126,19 @@
         </w:rPr>
         <w:t xml:space="preserve">Todos estos elementos que conforman el producto turístico se resumen </w:t>
       </w:r>
-      <w:commentRangeStart w:id="32"/>
+      <w:commentRangeStart w:id="31"/>
       <w:r>
         <w:rPr>
           <w:rFonts w:ascii="Calibri" w:hAnsi="Calibri" w:cs="Calibri"/>
         </w:rPr>
         <w:t>en</w:t>
       </w:r>
-      <w:commentRangeEnd w:id="32"/>
+      <w:commentRangeEnd w:id="31"/>
       <w:r>
         <w:rPr>
           <w:rStyle w:val="Refdecomentario"/>
         </w:rPr>
-        <w:commentReference w:id="32"/>
+        <w:commentReference w:id="31"/>
       </w:r>
       <w:r>
         <w:rPr>
@@ -16210,19 +16344,19 @@
           <w:rFonts w:ascii="Calibri" w:hAnsi="Calibri" w:cs="Calibri"/>
         </w:rPr>
       </w:pPr>
-      <w:commentRangeStart w:id="33"/>
+      <w:commentRangeStart w:id="32"/>
       <w:r>
         <w:rPr>
           <w:rFonts w:ascii="Calibri" w:hAnsi="Calibri" w:cs="Calibri"/>
         </w:rPr>
         <w:t>Monumentos</w:t>
       </w:r>
-      <w:commentRangeEnd w:id="33"/>
+      <w:commentRangeEnd w:id="32"/>
       <w:r>
         <w:rPr>
           <w:rStyle w:val="Refdecomentario"/>
         </w:rPr>
-        <w:commentReference w:id="33"/>
+        <w:commentReference w:id="32"/>
       </w:r>
       <w:r>
         <w:rPr>
@@ -16284,6 +16418,7 @@
           <w:b/>
           <w:bCs/>
         </w:rPr>
+        <w:lastRenderedPageBreak/>
         <w:t xml:space="preserve">Servicios turísticos o planta turística: </w:t>
       </w:r>
       <w:r>
@@ -16296,14 +16431,7 @@
         <w:rPr>
           <w:rFonts w:ascii="Calibri" w:hAnsi="Calibri" w:cs="Calibri"/>
         </w:rPr>
-        <w:t xml:space="preserve">on el conjunto de medios y actividades que facilitan la estancia y el bienestar del viajero, convergiendo en ellos elementos tangibles e intangibles, los cuales son en su </w:t>
-      </w:r>
-      <w:r>
-        <w:rPr>
-          <w:rFonts w:ascii="Calibri" w:hAnsi="Calibri" w:cs="Calibri"/>
-        </w:rPr>
-        <w:lastRenderedPageBreak/>
-        <w:t xml:space="preserve">etapa final de consumo, interdependientes (Instituto Distrital de Turismo IDT y ANATO Asociación Colombiana de Agencias de Viajes y Turismo, 2007).  </w:t>
+        <w:t xml:space="preserve">on el conjunto de medios y actividades que facilitan la estancia y el bienestar del viajero, convergiendo en ellos elementos tangibles e intangibles, los cuales son en su etapa final de consumo, interdependientes (Instituto Distrital de Turismo IDT y ANATO Asociación Colombiana de Agencias de Viajes y Turismo, 2007).  </w:t>
       </w:r>
       <w:r>
         <w:rPr>
@@ -16438,19 +16566,19 @@
         </w:rPr>
         <w:t xml:space="preserve">Información </w:t>
       </w:r>
-      <w:commentRangeStart w:id="34"/>
+      <w:commentRangeStart w:id="33"/>
       <w:r>
         <w:rPr>
           <w:rFonts w:ascii="Calibri" w:hAnsi="Calibri" w:cs="Calibri"/>
         </w:rPr>
         <w:t>turística</w:t>
       </w:r>
-      <w:commentRangeEnd w:id="34"/>
+      <w:commentRangeEnd w:id="33"/>
       <w:r>
         <w:rPr>
           <w:rStyle w:val="Refdecomentario"/>
         </w:rPr>
-        <w:commentReference w:id="34"/>
+        <w:commentReference w:id="33"/>
       </w:r>
       <w:r>
         <w:rPr>
@@ -16614,19 +16742,19 @@
         </w:rPr>
         <w:t xml:space="preserve">Servicios </w:t>
       </w:r>
-      <w:commentRangeStart w:id="35"/>
+      <w:commentRangeStart w:id="34"/>
       <w:r>
         <w:rPr>
           <w:rFonts w:ascii="Calibri" w:hAnsi="Calibri" w:cs="Calibri"/>
         </w:rPr>
         <w:t>públicos</w:t>
       </w:r>
-      <w:commentRangeEnd w:id="35"/>
+      <w:commentRangeEnd w:id="34"/>
       <w:r>
         <w:rPr>
           <w:rStyle w:val="Refdecomentario"/>
         </w:rPr>
-        <w:commentReference w:id="35"/>
+        <w:commentReference w:id="34"/>
       </w:r>
       <w:r>
         <w:rPr>
@@ -16654,7 +16782,13 @@
         <w:rPr>
           <w:rFonts w:ascii="Calibri" w:hAnsi="Calibri" w:cs="Calibri"/>
         </w:rPr>
-        <w:t xml:space="preserve">Dentro de un proceso de reserva, es importante tener claridad de los sitios de interés para el turista que se encuentren cerca del establecimiento de alojamiento, actividades lúdicas, manifestaciones culturales, eventos, sitios naturales, que el turista pueda aprovechar dentro o fuera del establecimiento mientras su estadía, con el fin de que pueda aprovechar su tiempo libre, se lleve una buena experiencia y vuelva al establecimiento.  </w:t>
+        <w:t>Dentro de un proceso de reserva, es importante tener claridad sobre los sitios de interés cercanos al establecimiento de alojamiento, como actividades lúdicas, manifestaciones culturales, eventos, lugares naturales, que el turista pueda disfrutar durante su estadía, tanto dentro como fuera del establecimiento. Esto con el fin de que pueda aprovechar su tiempo libre, tener una buena experiencia y vuelva al establecimiento</w:t>
+      </w:r>
+      <w:r>
+        <w:rPr>
+          <w:rFonts w:ascii="Calibri" w:hAnsi="Calibri" w:cs="Calibri"/>
+        </w:rPr>
+        <w:t>.</w:t>
       </w:r>
     </w:p>
     <w:p>
@@ -16751,19 +16885,19 @@
         </w:rPr>
         <w:t xml:space="preserve">Se invita a consultar el siguiente video, el cual aborda una de las actividades más importantes de un país: el </w:t>
       </w:r>
-      <w:commentRangeStart w:id="36"/>
+      <w:commentRangeStart w:id="35"/>
       <w:r>
         <w:rPr>
           <w:rFonts w:ascii="Calibri" w:hAnsi="Calibri" w:cs="Calibri"/>
         </w:rPr>
         <w:t>turismo</w:t>
       </w:r>
-      <w:commentRangeEnd w:id="36"/>
+      <w:commentRangeEnd w:id="35"/>
       <w:r>
         <w:rPr>
           <w:rStyle w:val="Refdecomentario"/>
         </w:rPr>
-        <w:commentReference w:id="36"/>
+        <w:commentReference w:id="35"/>
       </w:r>
       <w:r>
         <w:rPr>
@@ -16771,6 +16905,22 @@
         </w:rPr>
         <w:t>.</w:t>
       </w:r>
+    </w:p>
+    <w:p>
+      <w:pPr>
+        <w:spacing w:line="360" w:lineRule="auto"/>
+        <w:rPr>
+          <w:rFonts w:ascii="Calibri" w:hAnsi="Calibri" w:cs="Calibri"/>
+        </w:rPr>
+      </w:pPr>
+    </w:p>
+    <w:p>
+      <w:pPr>
+        <w:spacing w:line="360" w:lineRule="auto"/>
+        <w:rPr>
+          <w:rFonts w:ascii="Calibri" w:hAnsi="Calibri" w:cs="Calibri"/>
+        </w:rPr>
+      </w:pPr>
     </w:p>
     <w:p>
       <w:pPr>
@@ -16804,6 +16954,7 @@
           <w:rFonts w:ascii="Calibri" w:hAnsi="Calibri" w:cs="Calibri"/>
           <w:b/>
         </w:rPr>
+        <w:lastRenderedPageBreak/>
         <w:t xml:space="preserve">SÍNTESIS </w:t>
       </w:r>
     </w:p>
@@ -16943,7 +17094,7 @@
         <w:rPr>
           <w:rStyle w:val="Refdecomentario"/>
         </w:rPr>
-        <w:commentReference w:id="37"/>
+        <w:commentReference w:id="36"/>
       </w:r>
     </w:p>
     <w:p>
@@ -17628,7 +17779,6 @@
           <w:sz w:val="20"/>
           <w:szCs w:val="20"/>
         </w:rPr>
-        <w:lastRenderedPageBreak/>
         <w:t xml:space="preserve">GLOSARIO: </w:t>
       </w:r>
     </w:p>
@@ -19101,7 +19251,19 @@
               <w:rPr>
                 <w:rFonts w:ascii="Calibri" w:hAnsi="Calibri" w:cs="Calibri"/>
               </w:rPr>
-              <w:t xml:space="preserve"> y que sirve para gestionar el estado en se encuentran (libre, ocupada, bloqueada, etc.). </w:t>
+              <w:t xml:space="preserve"> y que sirve para gestionar el estado en </w:t>
+            </w:r>
+            <w:r>
+              <w:rPr>
+                <w:rFonts w:ascii="Calibri" w:hAnsi="Calibri" w:cs="Calibri"/>
+              </w:rPr>
+              <w:t xml:space="preserve">que </w:t>
+            </w:r>
+            <w:r>
+              <w:rPr>
+                <w:rFonts w:ascii="Calibri" w:hAnsi="Calibri" w:cs="Calibri"/>
+              </w:rPr>
+              <w:t xml:space="preserve">se encuentran (libre, ocupada, bloqueada, etc.). </w:t>
             </w:r>
           </w:p>
         </w:tc>
@@ -19248,14 +19410,26 @@
               <w:rPr>
                 <w:rFonts w:ascii="Calibri" w:hAnsi="Calibri" w:cs="Calibri"/>
               </w:rPr>
-              <w:t>inventario</w:t>
+              <w:t>inven</w:t>
+            </w:r>
+            <w:r>
+              <w:rPr>
+                <w:rFonts w:ascii="Calibri" w:hAnsi="Calibri" w:cs="Calibri"/>
+              </w:rPr>
+              <w:t>tario</w:t>
             </w:r>
             <w:proofErr w:type="gramEnd"/>
             <w:r>
               <w:rPr>
                 <w:rFonts w:ascii="Calibri" w:hAnsi="Calibri" w:cs="Calibri"/>
               </w:rPr>
-              <w:t xml:space="preserve"> que tiene un negocio tiene a su disposición.</w:t>
+              <w:t xml:space="preserve"> que tiene un negocio</w:t>
+            </w:r>
+            <w:r>
+              <w:rPr>
+                <w:rFonts w:ascii="Calibri" w:hAnsi="Calibri" w:cs="Calibri"/>
+              </w:rPr>
+              <w:t xml:space="preserve"> a su disposición.</w:t>
             </w:r>
           </w:p>
         </w:tc>
@@ -19352,6 +19526,7 @@
                 <w:rFonts w:ascii="Calibri" w:hAnsi="Calibri" w:cs="Calibri"/>
                 <w:b/>
               </w:rPr>
+              <w:lastRenderedPageBreak/>
               <w:t>VIP (</w:t>
             </w:r>
             <w:proofErr w:type="spellStart"/>
@@ -19475,230 +19650,8 @@
           <w:rFonts w:ascii="Calibri" w:hAnsi="Calibri" w:cs="Calibri"/>
         </w:rPr>
       </w:pPr>
-    </w:p>
-    <w:p>
-      <w:pPr>
-        <w:rPr>
-          <w:rFonts w:ascii="Calibri" w:hAnsi="Calibri" w:cs="Calibri"/>
-        </w:rPr>
-      </w:pPr>
-    </w:p>
-    <w:p>
-      <w:pPr>
-        <w:rPr>
-          <w:rFonts w:ascii="Calibri" w:hAnsi="Calibri" w:cs="Calibri"/>
-        </w:rPr>
-      </w:pPr>
-    </w:p>
-    <w:p>
-      <w:pPr>
-        <w:rPr>
-          <w:rFonts w:ascii="Calibri" w:hAnsi="Calibri" w:cs="Calibri"/>
-        </w:rPr>
-      </w:pPr>
-    </w:p>
-    <w:p>
-      <w:pPr>
-        <w:rPr>
-          <w:rFonts w:ascii="Calibri" w:hAnsi="Calibri" w:cs="Calibri"/>
-        </w:rPr>
-      </w:pPr>
-    </w:p>
-    <w:p>
-      <w:pPr>
-        <w:rPr>
-          <w:rFonts w:ascii="Calibri" w:hAnsi="Calibri" w:cs="Calibri"/>
-        </w:rPr>
-      </w:pPr>
-    </w:p>
-    <w:p>
-      <w:pPr>
-        <w:rPr>
-          <w:rFonts w:ascii="Calibri" w:hAnsi="Calibri" w:cs="Calibri"/>
-        </w:rPr>
-      </w:pPr>
-    </w:p>
-    <w:p>
-      <w:pPr>
-        <w:rPr>
-          <w:rFonts w:ascii="Calibri" w:hAnsi="Calibri" w:cs="Calibri"/>
-        </w:rPr>
-      </w:pPr>
-    </w:p>
-    <w:p>
-      <w:pPr>
-        <w:rPr>
-          <w:rFonts w:ascii="Calibri" w:hAnsi="Calibri" w:cs="Calibri"/>
-        </w:rPr>
-      </w:pPr>
-    </w:p>
-    <w:p>
-      <w:pPr>
-        <w:rPr>
-          <w:rFonts w:ascii="Calibri" w:hAnsi="Calibri" w:cs="Calibri"/>
-        </w:rPr>
-      </w:pPr>
-    </w:p>
-    <w:p>
-      <w:pPr>
-        <w:rPr>
-          <w:rFonts w:ascii="Calibri" w:hAnsi="Calibri" w:cs="Calibri"/>
-        </w:rPr>
-      </w:pPr>
-    </w:p>
-    <w:p>
-      <w:pPr>
-        <w:rPr>
-          <w:rFonts w:ascii="Calibri" w:hAnsi="Calibri" w:cs="Calibri"/>
-        </w:rPr>
-      </w:pPr>
-    </w:p>
-    <w:p>
-      <w:pPr>
-        <w:rPr>
-          <w:rFonts w:ascii="Calibri" w:hAnsi="Calibri" w:cs="Calibri"/>
-        </w:rPr>
-      </w:pPr>
-    </w:p>
-    <w:p>
-      <w:pPr>
-        <w:rPr>
-          <w:rFonts w:ascii="Calibri" w:hAnsi="Calibri" w:cs="Calibri"/>
-        </w:rPr>
-      </w:pPr>
-    </w:p>
-    <w:p>
-      <w:pPr>
-        <w:rPr>
-          <w:rFonts w:ascii="Calibri" w:hAnsi="Calibri" w:cs="Calibri"/>
-        </w:rPr>
-      </w:pPr>
-    </w:p>
-    <w:p>
-      <w:pPr>
-        <w:rPr>
-          <w:rFonts w:ascii="Calibri" w:hAnsi="Calibri" w:cs="Calibri"/>
-        </w:rPr>
-      </w:pPr>
-    </w:p>
-    <w:p>
-      <w:pPr>
-        <w:rPr>
-          <w:rFonts w:ascii="Calibri" w:hAnsi="Calibri" w:cs="Calibri"/>
-        </w:rPr>
-      </w:pPr>
-    </w:p>
-    <w:p>
-      <w:pPr>
-        <w:rPr>
-          <w:rFonts w:ascii="Calibri" w:hAnsi="Calibri" w:cs="Calibri"/>
-        </w:rPr>
-      </w:pPr>
-    </w:p>
-    <w:p>
-      <w:pPr>
-        <w:rPr>
-          <w:rFonts w:ascii="Calibri" w:hAnsi="Calibri" w:cs="Calibri"/>
-        </w:rPr>
-      </w:pPr>
-    </w:p>
-    <w:p>
-      <w:pPr>
-        <w:rPr>
-          <w:rFonts w:ascii="Calibri" w:hAnsi="Calibri" w:cs="Calibri"/>
-        </w:rPr>
-      </w:pPr>
-    </w:p>
-    <w:p>
-      <w:pPr>
-        <w:rPr>
-          <w:rFonts w:ascii="Calibri" w:hAnsi="Calibri" w:cs="Calibri"/>
-        </w:rPr>
-      </w:pPr>
-    </w:p>
-    <w:p>
-      <w:pPr>
-        <w:rPr>
-          <w:rFonts w:ascii="Calibri" w:hAnsi="Calibri" w:cs="Calibri"/>
-        </w:rPr>
-      </w:pPr>
-    </w:p>
-    <w:p>
-      <w:pPr>
-        <w:rPr>
-          <w:rFonts w:ascii="Calibri" w:hAnsi="Calibri" w:cs="Calibri"/>
-        </w:rPr>
-      </w:pPr>
-    </w:p>
-    <w:p>
-      <w:pPr>
-        <w:rPr>
-          <w:rFonts w:ascii="Calibri" w:hAnsi="Calibri" w:cs="Calibri"/>
-        </w:rPr>
-      </w:pPr>
-    </w:p>
-    <w:p>
-      <w:pPr>
-        <w:rPr>
-          <w:rFonts w:ascii="Calibri" w:hAnsi="Calibri" w:cs="Calibri"/>
-        </w:rPr>
-      </w:pPr>
-    </w:p>
-    <w:p>
-      <w:pPr>
-        <w:rPr>
-          <w:rFonts w:ascii="Calibri" w:hAnsi="Calibri" w:cs="Calibri"/>
-        </w:rPr>
-      </w:pPr>
-    </w:p>
-    <w:p>
-      <w:pPr>
-        <w:rPr>
-          <w:rFonts w:ascii="Calibri" w:hAnsi="Calibri" w:cs="Calibri"/>
-        </w:rPr>
-      </w:pPr>
-    </w:p>
-    <w:p>
-      <w:pPr>
-        <w:rPr>
-          <w:rFonts w:ascii="Calibri" w:hAnsi="Calibri" w:cs="Calibri"/>
-        </w:rPr>
-      </w:pPr>
-    </w:p>
-    <w:p>
-      <w:pPr>
-        <w:rPr>
-          <w:rFonts w:ascii="Calibri" w:hAnsi="Calibri" w:cs="Calibri"/>
-        </w:rPr>
-      </w:pPr>
-    </w:p>
-    <w:p>
-      <w:pPr>
-        <w:rPr>
-          <w:rFonts w:ascii="Calibri" w:hAnsi="Calibri" w:cs="Calibri"/>
-        </w:rPr>
-      </w:pPr>
-    </w:p>
-    <w:p>
-      <w:pPr>
-        <w:rPr>
-          <w:rFonts w:ascii="Calibri" w:hAnsi="Calibri" w:cs="Calibri"/>
-        </w:rPr>
-      </w:pPr>
-    </w:p>
-    <w:p>
-      <w:pPr>
-        <w:rPr>
-          <w:rFonts w:ascii="Calibri" w:hAnsi="Calibri" w:cs="Calibri"/>
-        </w:rPr>
-      </w:pPr>
-    </w:p>
-    <w:p>
-      <w:pPr>
-        <w:rPr>
-          <w:rFonts w:ascii="Calibri" w:hAnsi="Calibri" w:cs="Calibri"/>
-        </w:rPr>
-      </w:pPr>
+      <w:bookmarkStart w:id="37" w:name="_GoBack"/>
+      <w:bookmarkEnd w:id="37"/>
     </w:p>
     <w:p>
       <w:pPr>
@@ -20465,6 +20418,7 @@
                 <w:sz w:val="22"/>
                 <w:szCs w:val="22"/>
               </w:rPr>
+              <w:lastRenderedPageBreak/>
               <w:t>Autor (es)</w:t>
             </w:r>
           </w:p>
@@ -22109,7 +22063,7 @@
       </w:r>
     </w:p>
   </w:comment>
-  <w:comment w:id="7" w:author="Yazmin Rocio Figueroa Pacheco" w:date="2025-05-14T17:00:00Z" w:initials="YF">
+  <w:comment w:id="6" w:author="Yazmin Rocio Figueroa Pacheco" w:date="2025-05-14T17:00:00Z" w:initials="YF">
     <w:p>
       <w:pPr>
         <w:pStyle w:val="Textocomentario"/>
@@ -22125,7 +22079,7 @@
       </w:r>
     </w:p>
   </w:comment>
-  <w:comment w:id="8" w:author="LauraPGM" w:date="2025-07-03T22:29:00Z" w:initials="L">
+  <w:comment w:id="7" w:author="LauraPGM" w:date="2025-07-03T22:29:00Z" w:initials="L">
     <w:p>
       <w:pPr>
         <w:rPr>
@@ -22188,7 +22142,7 @@
       </w:pPr>
     </w:p>
   </w:comment>
-  <w:comment w:id="9" w:author="Yazmin Rocio Figueroa Pacheco" w:date="2025-05-14T17:40:00Z" w:initials="YF">
+  <w:comment w:id="8" w:author="Yazmin Rocio Figueroa Pacheco" w:date="2025-05-14T17:40:00Z" w:initials="YF">
     <w:p>
       <w:pPr>
         <w:pStyle w:val="Textocomentario"/>
@@ -22204,7 +22158,7 @@
       </w:r>
     </w:p>
   </w:comment>
-  <w:comment w:id="10" w:author="Usuario" w:date="2025-06-06T10:54:00Z" w:initials="U">
+  <w:comment w:id="9" w:author="Usuario" w:date="2025-06-06T10:54:00Z" w:initials="U">
     <w:p>
       <w:pPr>
         <w:pStyle w:val="Textocomentario"/>
@@ -22264,7 +22218,7 @@
       </w:r>
     </w:p>
   </w:comment>
-  <w:comment w:id="11" w:author="Yazmin Rocio Figueroa Pacheco" w:date="2025-05-15T18:17:00Z" w:initials="YF">
+  <w:comment w:id="10" w:author="Yazmin Rocio Figueroa Pacheco" w:date="2025-05-15T18:17:00Z" w:initials="YF">
     <w:p>
       <w:pPr>
         <w:pStyle w:val="Textocomentario"/>
@@ -22349,7 +22303,7 @@
       </w:r>
     </w:p>
   </w:comment>
-  <w:comment w:id="12" w:author="Yazmin Rocio Figueroa Pacheco" w:date="2025-05-15T18:31:00Z" w:initials="YF">
+  <w:comment w:id="11" w:author="Yazmin Rocio Figueroa Pacheco" w:date="2025-05-15T18:31:00Z" w:initials="YF">
     <w:p>
       <w:pPr>
         <w:pStyle w:val="Textocomentario"/>
@@ -22365,7 +22319,7 @@
       </w:r>
     </w:p>
   </w:comment>
-  <w:comment w:id="13" w:author="Yazmin Rocio Figueroa Pacheco" w:date="2025-05-15T18:26:00Z" w:initials="YF">
+  <w:comment w:id="12" w:author="Yazmin Rocio Figueroa Pacheco" w:date="2025-05-15T18:26:00Z" w:initials="YF">
     <w:p>
       <w:pPr>
         <w:pStyle w:val="Textocomentario"/>
@@ -22381,7 +22335,7 @@
       </w:r>
     </w:p>
   </w:comment>
-  <w:comment w:id="14" w:author="Yazmin Rocio Figueroa Pacheco" w:date="2025-05-15T18:29:00Z" w:initials="YF">
+  <w:comment w:id="13" w:author="Yazmin Rocio Figueroa Pacheco" w:date="2025-05-15T18:29:00Z" w:initials="YF">
     <w:p>
       <w:pPr>
         <w:pStyle w:val="Textocomentario"/>
@@ -22397,7 +22351,7 @@
       </w:r>
     </w:p>
   </w:comment>
-  <w:comment w:id="15" w:author="Yazmin Rocio Figueroa Pacheco" w:date="2025-05-15T18:30:00Z" w:initials="YF">
+  <w:comment w:id="14" w:author="Yazmin Rocio Figueroa Pacheco" w:date="2025-05-15T18:30:00Z" w:initials="YF">
     <w:p>
       <w:pPr>
         <w:pStyle w:val="Textocomentario"/>
@@ -22413,7 +22367,7 @@
       </w:r>
     </w:p>
   </w:comment>
-  <w:comment w:id="16" w:author="LauraPGM" w:date="2025-07-03T22:51:00Z" w:initials="L">
+  <w:comment w:id="15" w:author="LauraPGM" w:date="2025-07-03T22:51:00Z" w:initials="L">
     <w:p>
       <w:pPr>
         <w:pStyle w:val="Textocomentario"/>
@@ -22429,7 +22383,7 @@
       </w:r>
     </w:p>
   </w:comment>
-  <w:comment w:id="17" w:author="LauraPGM" w:date="2025-07-03T22:57:00Z" w:initials="L">
+  <w:comment w:id="16" w:author="LauraPGM" w:date="2025-07-03T22:57:00Z" w:initials="L">
     <w:p>
       <w:pPr>
         <w:pStyle w:val="Textocomentario"/>
@@ -22473,7 +22427,7 @@
       </w:r>
     </w:p>
   </w:comment>
-  <w:comment w:id="18" w:author="Yazmin Rocio Figueroa Pacheco" w:date="2025-05-15T18:25:00Z" w:initials="YF">
+  <w:comment w:id="17" w:author="Yazmin Rocio Figueroa Pacheco" w:date="2025-05-15T18:25:00Z" w:initials="YF">
     <w:p>
       <w:pPr>
         <w:pStyle w:val="Ttulo1"/>
@@ -22600,7 +22554,7 @@
       </w:r>
     </w:p>
   </w:comment>
-  <w:comment w:id="19" w:author="LauraPGM" w:date="2025-07-04T08:45:00Z" w:initials="L">
+  <w:comment w:id="18" w:author="LauraPGM" w:date="2025-07-04T08:45:00Z" w:initials="L">
     <w:p>
       <w:pPr>
         <w:pStyle w:val="Textocomentario"/>
@@ -22717,7 +22671,7 @@
       </w:pPr>
     </w:p>
   </w:comment>
-  <w:comment w:id="20" w:author="LauraPGM" w:date="2025-07-04T09:11:00Z" w:initials="L">
+  <w:comment w:id="19" w:author="LauraPGM" w:date="2025-07-04T09:11:00Z" w:initials="L">
     <w:p>
       <w:pPr>
         <w:spacing w:line="360" w:lineRule="auto"/>
@@ -22767,7 +22721,7 @@
       </w:pPr>
     </w:p>
   </w:comment>
-  <w:comment w:id="21" w:author="LauraPGM" w:date="2025-07-04T09:15:00Z" w:initials="L">
+  <w:comment w:id="20" w:author="LauraPGM" w:date="2025-07-04T09:15:00Z" w:initials="L">
     <w:p>
       <w:pPr>
         <w:pStyle w:val="Textocomentario"/>
@@ -22855,7 +22809,7 @@
       </w:pPr>
     </w:p>
   </w:comment>
-  <w:comment w:id="22" w:author="LauraPGM" w:date="2025-07-04T09:19:00Z" w:initials="L">
+  <w:comment w:id="21" w:author="LauraPGM" w:date="2025-07-04T09:19:00Z" w:initials="L">
     <w:p>
       <w:pPr>
         <w:pStyle w:val="Textocomentario"/>
@@ -22949,7 +22903,7 @@
       </w:pPr>
     </w:p>
   </w:comment>
-  <w:comment w:id="23" w:author="EQUIPO" w:date="2025-03-16T23:26:00Z" w:initials="E">
+  <w:comment w:id="22" w:author="EQUIPO" w:date="2025-03-16T23:26:00Z" w:initials="E">
     <w:p>
       <w:pPr>
         <w:pStyle w:val="Textocomentario"/>
@@ -22965,7 +22919,7 @@
       </w:r>
     </w:p>
   </w:comment>
-  <w:comment w:id="24" w:author="LauraPGM" w:date="2025-07-04T09:24:00Z" w:initials="L">
+  <w:comment w:id="23" w:author="LauraPGM" w:date="2025-07-04T09:24:00Z" w:initials="L">
     <w:p>
       <w:pPr>
         <w:pStyle w:val="Textocomentario"/>
@@ -23043,7 +22997,7 @@
       </w:r>
     </w:p>
   </w:comment>
-  <w:comment w:id="25" w:author="LauraPGM" w:date="2025-07-04T09:39:00Z" w:initials="L">
+  <w:comment w:id="24" w:author="LauraPGM" w:date="2025-07-04T09:39:00Z" w:initials="L">
     <w:p>
       <w:pPr>
         <w:pStyle w:val="Textocomentario"/>
@@ -23069,7 +23023,7 @@
       </w:r>
     </w:p>
   </w:comment>
-  <w:comment w:id="26" w:author="LauraPGM" w:date="2025-07-04T09:59:00Z" w:initials="L">
+  <w:comment w:id="25" w:author="LauraPGM" w:date="2025-07-04T09:59:00Z" w:initials="L">
     <w:p>
       <w:pPr>
         <w:pStyle w:val="NormalWeb"/>
@@ -23138,7 +23092,7 @@
       </w:pPr>
     </w:p>
   </w:comment>
-  <w:comment w:id="27" w:author="LauraPGM" w:date="2025-07-04T10:04:00Z" w:initials="L">
+  <w:comment w:id="26" w:author="LauraPGM" w:date="2025-07-04T10:04:00Z" w:initials="L">
     <w:p>
       <w:pPr>
         <w:pStyle w:val="Textocomentario"/>
@@ -23186,7 +23140,7 @@
       </w:r>
     </w:p>
   </w:comment>
-  <w:comment w:id="28" w:author="LauraPGM" w:date="2025-07-04T10:15:00Z" w:initials="L">
+  <w:comment w:id="27" w:author="LauraPGM" w:date="2025-07-04T10:15:00Z" w:initials="L">
     <w:p>
       <w:pPr>
         <w:pStyle w:val="Textocomentario"/>
@@ -23202,7 +23156,7 @@
       </w:r>
     </w:p>
   </w:comment>
-  <w:comment w:id="29" w:author="LauraPGM" w:date="2025-07-04T10:18:00Z" w:initials="L">
+  <w:comment w:id="28" w:author="LauraPGM" w:date="2025-07-04T10:18:00Z" w:initials="L">
     <w:p>
       <w:pPr>
         <w:pStyle w:val="Textocomentario"/>
@@ -23285,7 +23239,7 @@
       </w:r>
     </w:p>
   </w:comment>
-  <w:comment w:id="30" w:author="LauraPGM" w:date="2025-07-04T10:29:00Z" w:initials="L">
+  <w:comment w:id="29" w:author="LauraPGM" w:date="2025-07-04T10:29:00Z" w:initials="L">
     <w:p>
       <w:pPr>
         <w:pStyle w:val="Textocomentario"/>
@@ -23373,7 +23327,7 @@
       </w:r>
     </w:p>
   </w:comment>
-  <w:comment w:id="31" w:author="LauraPGM" w:date="2025-07-10T09:59:00Z" w:initials="L">
+  <w:comment w:id="30" w:author="LauraPGM" w:date="2025-07-10T09:59:00Z" w:initials="L">
     <w:p>
       <w:pPr>
         <w:pStyle w:val="Textocomentario"/>
@@ -23389,7 +23343,7 @@
       </w:r>
     </w:p>
   </w:comment>
-  <w:comment w:id="32" w:author="LauraPGM" w:date="2025-07-04T10:34:00Z" w:initials="L">
+  <w:comment w:id="31" w:author="LauraPGM" w:date="2025-07-04T10:34:00Z" w:initials="L">
     <w:p>
       <w:pPr>
         <w:pStyle w:val="Textocomentario"/>
@@ -23486,6 +23440,22 @@
       </w:r>
     </w:p>
   </w:comment>
+  <w:comment w:id="32" w:author="LauraPGM" w:date="2025-07-10T10:00:00Z" w:initials="L">
+    <w:p>
+      <w:pPr>
+        <w:pStyle w:val="Textocomentario"/>
+      </w:pPr>
+      <w:r>
+        <w:rPr>
+          <w:rStyle w:val="Refdecomentario"/>
+        </w:rPr>
+        <w:annotationRef/>
+      </w:r>
+      <w:r>
+        <w:t>Se sugiere que en diseño no tengan en cuenta no colocar el punto, se coloca el punto solo en el DI por unificar estilo.</w:t>
+      </w:r>
+    </w:p>
+  </w:comment>
   <w:comment w:id="33" w:author="LauraPGM" w:date="2025-07-10T10:00:00Z" w:initials="L">
     <w:p>
       <w:pPr>
@@ -23518,23 +23488,7 @@
       </w:r>
     </w:p>
   </w:comment>
-  <w:comment w:id="35" w:author="LauraPGM" w:date="2025-07-10T10:00:00Z" w:initials="L">
-    <w:p>
-      <w:pPr>
-        <w:pStyle w:val="Textocomentario"/>
-      </w:pPr>
-      <w:r>
-        <w:rPr>
-          <w:rStyle w:val="Refdecomentario"/>
-        </w:rPr>
-        <w:annotationRef/>
-      </w:r>
-      <w:r>
-        <w:t>Se sugiere que en diseño no tengan en cuenta no colocar el punto, se coloca el punto solo en el DI por unificar estilo.</w:t>
-      </w:r>
-    </w:p>
-  </w:comment>
-  <w:comment w:id="36" w:author="LauraPGM" w:date="2025-07-04T10:44:00Z" w:initials="L">
+  <w:comment w:id="35" w:author="LauraPGM" w:date="2025-07-04T10:44:00Z" w:initials="L">
     <w:p>
       <w:pPr>
         <w:spacing w:line="360" w:lineRule="auto"/>
@@ -23598,7 +23552,7 @@
       </w:r>
     </w:p>
   </w:comment>
-  <w:comment w:id="37" w:author="LauraPGM" w:date="2025-07-04T15:50:00Z" w:initials="L">
+  <w:comment w:id="36" w:author="LauraPGM" w:date="2025-07-04T15:50:00Z" w:initials="L">
     <w:p>
       <w:pPr>
         <w:pStyle w:val="Textocomentario"/>
@@ -30738,21 +30692,6 @@
 </file>
 
 <file path=customXml/item1.xml><?xml version="1.0" encoding="utf-8"?>
-<go:gDocsCustomXmlDataStorage xmlns:go="http://customooxmlschemas.google.com/" xmlns:r="http://schemas.openxmlformats.org/officeDocument/2006/relationships">
-  <go:docsCustomData xmlns:go="http://customooxmlschemas.google.com/" roundtripDataSignature="AMtx7mh3w1sXrKwdjzYCxjbwPkf7wsIk5w==">AMUW2mWhRc/xLonLdtoI8dz4BVu2GREgE7++Eme5Ko+W5/2G+QfXPKxV7NwLPPaJ77IM2LrlHDguxVZnDKcg4iQIvJIe+zJ9DBWjUaWFI+z0k4HbdiCFsJo=</go:docsCustomData>
-</go:gDocsCustomXmlDataStorage>
-</file>
-
-<file path=customXml/item2.xml><?xml version="1.0" encoding="utf-8"?>
-<?mso-contentType ?>
-<FormTemplates xmlns="http://schemas.microsoft.com/sharepoint/v3/contenttype/forms">
-  <Display>DocumentLibraryForm</Display>
-  <Edit>DocumentLibraryForm</Edit>
-  <New>DocumentLibraryForm</New>
-</FormTemplates>
-</file>
-
-<file path=customXml/item3.xml><?xml version="1.0" encoding="utf-8"?>
 <ct:contentTypeSchema xmlns:ct="http://schemas.microsoft.com/office/2006/metadata/contentType" xmlns:ma="http://schemas.microsoft.com/office/2006/metadata/properties/metaAttributes" ct:_="" ma:_="" ma:contentTypeName="Documento" ma:contentTypeID="0x01010049282E1EDBE9234EA9E6D38F720E265F" ma:contentTypeVersion="15" ma:contentTypeDescription="Crear nuevo documento." ma:contentTypeScope="" ma:versionID="b31c7aa9eaf043a08b87120b3c4916e3">
   <xsd:schema xmlns:xsd="http://www.w3.org/2001/XMLSchema" xmlns:xs="http://www.w3.org/2001/XMLSchema" xmlns:p="http://schemas.microsoft.com/office/2006/metadata/properties" xmlns:ns2="cb45339b-ced9-4d0d-8f64-77573914d53b" xmlns:ns3="43a3ca16-9c26-4813-b83f-4aec9927b43f" targetNamespace="http://schemas.microsoft.com/office/2006/metadata/properties" ma:root="true" ma:fieldsID="3533d065b04d75c457075bc55f1f5315" ns2:_="" ns3:_="">
     <xsd:import namespace="cb45339b-ced9-4d0d-8f64-77573914d53b"/>
@@ -30987,6 +30926,21 @@
 </ct:contentTypeSchema>
 </file>
 
+<file path=customXml/item2.xml><?xml version="1.0" encoding="utf-8"?>
+<?mso-contentType ?>
+<FormTemplates xmlns="http://schemas.microsoft.com/sharepoint/v3/contenttype/forms">
+  <Display>DocumentLibraryForm</Display>
+  <Edit>DocumentLibraryForm</Edit>
+  <New>DocumentLibraryForm</New>
+</FormTemplates>
+</file>
+
+<file path=customXml/item3.xml><?xml version="1.0" encoding="utf-8"?>
+<go:gDocsCustomXmlDataStorage xmlns:go="http://customooxmlschemas.google.com/" xmlns:r="http://schemas.openxmlformats.org/officeDocument/2006/relationships">
+  <go:docsCustomData xmlns:go="http://customooxmlschemas.google.com/" roundtripDataSignature="AMtx7mh3w1sXrKwdjzYCxjbwPkf7wsIk5w==">AMUW2mWhRc/xLonLdtoI8dz4BVu2GREgE7++Eme5Ko+W5/2G+QfXPKxV7NwLPPaJ77IM2LrlHDguxVZnDKcg4iQIvJIe+zJ9DBWjUaWFI+z0k4HbdiCFsJo=</go:docsCustomData>
+</go:gDocsCustomXmlDataStorage>
+</file>
+
 <file path=customXml/item4.xml><?xml version="1.0" encoding="utf-8"?>
 <p:properties xmlns:p="http://schemas.microsoft.com/office/2006/metadata/properties" xmlns:xsi="http://www.w3.org/2001/XMLSchema-instance" xmlns:pc="http://schemas.microsoft.com/office/infopath/2007/PartnerControls">
   <documentManagement>
@@ -31003,12 +30957,7 @@
 </file>
 
 <file path=customXml/itemProps1.xml><?xml version="1.0" encoding="utf-8"?>
-<ds:datastoreItem xmlns:ds="http://schemas.openxmlformats.org/officeDocument/2006/customXml" ds:itemID="{11111111-1234-1234-1234-123412341234}">
-  <ds:schemaRefs>
-    <ds:schemaRef ds:uri="http://customooxmlschemas.google.com/"/>
-    <ds:schemaRef ds:uri="http://schemas.openxmlformats.org/officeDocument/2006/relationships"/>
-  </ds:schemaRefs>
-</ds:datastoreItem>
+<ds:datastoreItem xmlns:ds="http://schemas.openxmlformats.org/officeDocument/2006/customXml" ds:itemID="{97416211-7336-4AD5-A5E2-EE27AC29FAEA}"/>
 </file>
 
 <file path=customXml/itemProps2.xml><?xml version="1.0" encoding="utf-8"?>
@@ -31020,7 +30969,12 @@
 </file>
 
 <file path=customXml/itemProps3.xml><?xml version="1.0" encoding="utf-8"?>
-<ds:datastoreItem xmlns:ds="http://schemas.openxmlformats.org/officeDocument/2006/customXml" ds:itemID="{D014D3A7-BDCF-4D68-89A3-3E7AD718BA3B}"/>
+<ds:datastoreItem xmlns:ds="http://schemas.openxmlformats.org/officeDocument/2006/customXml" ds:itemID="{11111111-1234-1234-1234-123412341234}">
+  <ds:schemaRefs>
+    <ds:schemaRef ds:uri="http://customooxmlschemas.google.com/"/>
+    <ds:schemaRef ds:uri="http://schemas.openxmlformats.org/officeDocument/2006/relationships"/>
+  </ds:schemaRefs>
+</ds:datastoreItem>
 </file>
 
 <file path=customXml/itemProps4.xml><?xml version="1.0" encoding="utf-8"?>
@@ -31035,7 +30989,7 @@
 </file>
 
 <file path=customXml/itemProps5.xml><?xml version="1.0" encoding="utf-8"?>
-<ds:datastoreItem xmlns:ds="http://schemas.openxmlformats.org/officeDocument/2006/customXml" ds:itemID="{4ADD2639-E915-4267-A102-2ED204D9C47D}">
+<ds:datastoreItem xmlns:ds="http://schemas.openxmlformats.org/officeDocument/2006/customXml" ds:itemID="{E6E597EA-9270-4294-96B1-F6F1BE5A2B82}">
   <ds:schemaRefs>
     <ds:schemaRef ds:uri="http://schemas.openxmlformats.org/officeDocument/2006/bibliography"/>
   </ds:schemaRefs>
